--- a/testakten/erbrecht-digitaler-nachlass-passwortsafe-berlin/14_kostenuebersicht_kanzlei.docx
+++ b/testakten/erbrecht-digitaler-nachlass-passwortsafe-berlin/14_kostenuebersicht_kanzlei.docx
@@ -4,45 +4,1600 @@
   <w:body>
     <w:p>
       <w:pPr>
-        <w:spacing w:after="40"/>
-        <w:jc w:val="left"/>
+        <w:pStyle w:val="Title"/>
+        <w:keepNext/>
       </w:pPr>
       <w:r>
-        <w:rPr>
-          <w:rFonts w:ascii="Times New Roman" w:hAnsi="Times New Roman"/>
-          <w:i/>
-          <w:sz w:val="18"/>
-        </w:rPr>
-        <w:t>Nachlassrecht Berlin-Mitte, Rechtsanwaeltin Dr. Susanne Voll-Herzberg</w:t>
+        <w:t>Kosten- und Vorschussübersicht</w:t>
       </w:r>
+    </w:p>
+    <w:tbl>
+      <w:tblPr>
+        <w:tblStyle w:val="TableGrid"/>
+        <w:tblW w:type="auto" w:w="0"/>
+        <w:jc w:val="center"/>
+        <w:tblLayout w:type="autofit"/>
+        <w:tblLook w:firstColumn="1" w:firstRow="1" w:lastColumn="0" w:lastRow="0" w:noHBand="0" w:noVBand="1" w:val="04A0"/>
+      </w:tblPr>
+      <w:tblGrid>
+        <w:gridCol w:w="4872"/>
+        <w:gridCol w:w="4872"/>
+      </w:tblGrid>
+      <w:tr>
+        <w:trPr>
+          <w:tblHeader w:val="true"/>
+        </w:trPr>
+        <w:tc>
+          <w:tcPr>
+            <w:tcW w:type="dxa" w:w="4872"/>
+            <w:shd w:fill="17324D"/>
+            <w:vAlign w:val="center"/>
+            <w:tcMar>
+              <w:top w:w="90" w:type="dxa"/>
+              <w:start w:w="100" w:type="dxa"/>
+              <w:bottom w:w="90" w:type="dxa"/>
+              <w:end w:w="100" w:type="dxa"/>
+            </w:tcMar>
+          </w:tcPr>
+          <w:p>
+            <w:pPr>
+              <w:spacing w:after="30"/>
+            </w:pPr>
+            <w:r>
+              <w:rPr>
+                <w:rFonts w:ascii="Arial" w:hAnsi="Arial"/>
+                <w:b/>
+                <w:color w:val="FFFFFF"/>
+                <w:sz w:val="17"/>
+              </w:rPr>
+              <w:t>Mandat</w:t>
+            </w:r>
+          </w:p>
+        </w:tc>
+        <w:tc>
+          <w:tcPr>
+            <w:tcW w:type="dxa" w:w="4872"/>
+            <w:vAlign w:val="center"/>
+            <w:tcMar>
+              <w:top w:w="90" w:type="dxa"/>
+              <w:start w:w="100" w:type="dxa"/>
+              <w:bottom w:w="90" w:type="dxa"/>
+              <w:end w:w="100" w:type="dxa"/>
+            </w:tcMar>
+            <w:shd w:fill="17324D"/>
+          </w:tcPr>
+          <w:p>
+            <w:pPr>
+              <w:spacing w:after="30"/>
+            </w:pPr>
+            <w:r>
+              <w:rPr>
+                <w:rFonts w:ascii="Arial" w:hAnsi="Arial"/>
+                <w:b/>
+                <w:color w:val="FFFFFF"/>
+                <w:sz w:val="17"/>
+              </w:rPr>
+              <w:t>Eva Lohse wegen Nachlass Armin Lohse</w:t>
+            </w:r>
+          </w:p>
+        </w:tc>
+      </w:tr>
+      <w:tr>
+        <w:tc>
+          <w:tcPr>
+            <w:tcW w:type="dxa" w:w="4872"/>
+            <w:shd w:fill="EAF1F5"/>
+            <w:vAlign w:val="center"/>
+            <w:tcMar>
+              <w:top w:w="90" w:type="dxa"/>
+              <w:start w:w="100" w:type="dxa"/>
+              <w:bottom w:w="90" w:type="dxa"/>
+              <w:end w:w="100" w:type="dxa"/>
+            </w:tcMar>
+          </w:tcPr>
+          <w:p>
+            <w:pPr>
+              <w:spacing w:after="30"/>
+            </w:pPr>
+            <w:r>
+              <w:rPr>
+                <w:rFonts w:ascii="Arial" w:hAnsi="Arial"/>
+                <w:b/>
+                <w:color w:val="17324D"/>
+                <w:sz w:val="17"/>
+              </w:rPr>
+              <w:t>Stand</w:t>
+            </w:r>
+          </w:p>
+        </w:tc>
+        <w:tc>
+          <w:tcPr>
+            <w:tcW w:type="dxa" w:w="4872"/>
+            <w:vAlign w:val="center"/>
+            <w:tcMar>
+              <w:top w:w="90" w:type="dxa"/>
+              <w:start w:w="100" w:type="dxa"/>
+              <w:bottom w:w="90" w:type="dxa"/>
+              <w:end w:w="100" w:type="dxa"/>
+            </w:tcMar>
+          </w:tcPr>
+          <w:p>
+            <w:pPr>
+              <w:spacing w:after="30"/>
+            </w:pPr>
+            <w:r>
+              <w:rPr>
+                <w:rFonts w:ascii="Arial" w:hAnsi="Arial"/>
+                <w:sz w:val="17"/>
+              </w:rPr>
+              <w:t>10.07.2026</w:t>
+            </w:r>
+          </w:p>
+        </w:tc>
+      </w:tr>
+      <w:tr>
+        <w:tc>
+          <w:tcPr>
+            <w:tcW w:type="dxa" w:w="4872"/>
+            <w:shd w:fill="F2F4F5"/>
+            <w:vAlign w:val="center"/>
+            <w:tcMar>
+              <w:top w:w="90" w:type="dxa"/>
+              <w:start w:w="100" w:type="dxa"/>
+              <w:bottom w:w="90" w:type="dxa"/>
+              <w:end w:w="100" w:type="dxa"/>
+            </w:tcMar>
+          </w:tcPr>
+          <w:p>
+            <w:pPr>
+              <w:spacing w:after="30"/>
+            </w:pPr>
+            <w:r>
+              <w:rPr>
+                <w:rFonts w:ascii="Arial" w:hAnsi="Arial"/>
+                <w:b/>
+                <w:color w:val="17324D"/>
+                <w:sz w:val="17"/>
+              </w:rPr>
+              <w:t>Abrechnung</w:t>
+            </w:r>
+          </w:p>
+        </w:tc>
+        <w:tc>
+          <w:tcPr>
+            <w:tcW w:type="dxa" w:w="4872"/>
+            <w:vAlign w:val="center"/>
+            <w:tcMar>
+              <w:top w:w="90" w:type="dxa"/>
+              <w:start w:w="100" w:type="dxa"/>
+              <w:bottom w:w="90" w:type="dxa"/>
+              <w:end w:w="100" w:type="dxa"/>
+            </w:tcMar>
+            <w:shd w:fill="F2F4F5"/>
+          </w:tcPr>
+          <w:p>
+            <w:pPr>
+              <w:spacing w:after="30"/>
+            </w:pPr>
+            <w:r>
+              <w:rPr>
+                <w:rFonts w:ascii="Arial" w:hAnsi="Arial"/>
+                <w:sz w:val="17"/>
+              </w:rPr>
+              <w:t>Stundenvereinbarung für außergerichtliche Tätigkeit; gerichtliche Tätigkeiten nach gesonderter Prüfung</w:t>
+            </w:r>
+          </w:p>
+        </w:tc>
+      </w:tr>
+    </w:tbl>
+    <w:p/>
+    <w:p>
+      <w:pPr>
+        <w:pStyle w:val="Heading1"/>
+      </w:pPr>
       <w:r>
-        <w:rPr>
-          <w:rFonts w:ascii="Times New Roman" w:hAnsi="Times New Roman"/>
-          <w:i w:val="0"/>
-          <w:sz w:val="18"/>
-        </w:rPr>
-        <w:br/>
-        <w:t>Fachanwaeltin fuer Erbrecht, Muenzstrasse 21, 10178 Berlin-Mitte</w:t>
+        <w:t>1. Zeitaufwand</w:t>
       </w:r>
+    </w:p>
+    <w:tbl>
+      <w:tblPr>
+        <w:tblStyle w:val="TableGrid"/>
+        <w:tblW w:type="auto" w:w="0"/>
+        <w:jc w:val="center"/>
+        <w:tblLayout w:type="autofit"/>
+        <w:tblLook w:firstColumn="1" w:firstRow="1" w:lastColumn="0" w:lastRow="0" w:noHBand="0" w:noVBand="1" w:val="04A0"/>
+      </w:tblPr>
+      <w:tblGrid>
+        <w:gridCol w:w="1949"/>
+        <w:gridCol w:w="1949"/>
+        <w:gridCol w:w="1949"/>
+        <w:gridCol w:w="1949"/>
+        <w:gridCol w:w="1949"/>
+      </w:tblGrid>
+      <w:tr>
+        <w:trPr>
+          <w:tblHeader w:val="true"/>
+        </w:trPr>
+        <w:tc>
+          <w:tcPr>
+            <w:tcW w:type="dxa" w:w="1949"/>
+            <w:vAlign w:val="center"/>
+            <w:tcMar>
+              <w:top w:w="90" w:type="dxa"/>
+              <w:start w:w="100" w:type="dxa"/>
+              <w:bottom w:w="90" w:type="dxa"/>
+              <w:end w:w="100" w:type="dxa"/>
+            </w:tcMar>
+            <w:shd w:fill="17324D"/>
+          </w:tcPr>
+          <w:p>
+            <w:pPr>
+              <w:spacing w:after="30"/>
+            </w:pPr>
+            <w:r>
+              <w:rPr>
+                <w:rFonts w:ascii="Arial" w:hAnsi="Arial"/>
+                <w:b/>
+                <w:color w:val="FFFFFF"/>
+                <w:sz w:val="17"/>
+              </w:rPr>
+              <w:t>Datum</w:t>
+            </w:r>
+          </w:p>
+        </w:tc>
+        <w:tc>
+          <w:tcPr>
+            <w:tcW w:type="dxa" w:w="1949"/>
+            <w:vAlign w:val="center"/>
+            <w:tcMar>
+              <w:top w:w="90" w:type="dxa"/>
+              <w:start w:w="100" w:type="dxa"/>
+              <w:bottom w:w="90" w:type="dxa"/>
+              <w:end w:w="100" w:type="dxa"/>
+            </w:tcMar>
+            <w:shd w:fill="17324D"/>
+          </w:tcPr>
+          <w:p>
+            <w:pPr>
+              <w:spacing w:after="30"/>
+            </w:pPr>
+            <w:r>
+              <w:rPr>
+                <w:rFonts w:ascii="Arial" w:hAnsi="Arial"/>
+                <w:b/>
+                <w:color w:val="FFFFFF"/>
+                <w:sz w:val="17"/>
+              </w:rPr>
+              <w:t>Tätigkeit</w:t>
+            </w:r>
+          </w:p>
+        </w:tc>
+        <w:tc>
+          <w:tcPr>
+            <w:tcW w:type="dxa" w:w="1949"/>
+            <w:vAlign w:val="center"/>
+            <w:tcMar>
+              <w:top w:w="90" w:type="dxa"/>
+              <w:start w:w="100" w:type="dxa"/>
+              <w:bottom w:w="90" w:type="dxa"/>
+              <w:end w:w="100" w:type="dxa"/>
+            </w:tcMar>
+            <w:shd w:fill="17324D"/>
+          </w:tcPr>
+          <w:p>
+            <w:pPr>
+              <w:spacing w:after="30"/>
+            </w:pPr>
+            <w:r>
+              <w:rPr>
+                <w:rFonts w:ascii="Arial" w:hAnsi="Arial"/>
+                <w:b/>
+                <w:color w:val="FFFFFF"/>
+                <w:sz w:val="17"/>
+              </w:rPr>
+              <w:t>Bearbeiter</w:t>
+            </w:r>
+          </w:p>
+        </w:tc>
+        <w:tc>
+          <w:tcPr>
+            <w:tcW w:type="dxa" w:w="1949"/>
+            <w:vAlign w:val="center"/>
+            <w:tcMar>
+              <w:top w:w="90" w:type="dxa"/>
+              <w:start w:w="100" w:type="dxa"/>
+              <w:bottom w:w="90" w:type="dxa"/>
+              <w:end w:w="100" w:type="dxa"/>
+            </w:tcMar>
+            <w:shd w:fill="17324D"/>
+          </w:tcPr>
+          <w:p>
+            <w:pPr>
+              <w:spacing w:after="30"/>
+            </w:pPr>
+            <w:r>
+              <w:rPr>
+                <w:rFonts w:ascii="Arial" w:hAnsi="Arial"/>
+                <w:b/>
+                <w:color w:val="FFFFFF"/>
+                <w:sz w:val="17"/>
+              </w:rPr>
+              <w:t>Zeit</w:t>
+            </w:r>
+          </w:p>
+        </w:tc>
+        <w:tc>
+          <w:tcPr>
+            <w:tcW w:type="dxa" w:w="1949"/>
+            <w:vAlign w:val="center"/>
+            <w:tcMar>
+              <w:top w:w="90" w:type="dxa"/>
+              <w:start w:w="100" w:type="dxa"/>
+              <w:bottom w:w="90" w:type="dxa"/>
+              <w:end w:w="100" w:type="dxa"/>
+            </w:tcMar>
+            <w:shd w:fill="17324D"/>
+          </w:tcPr>
+          <w:p>
+            <w:pPr>
+              <w:spacing w:after="30"/>
+            </w:pPr>
+            <w:r>
+              <w:rPr>
+                <w:rFonts w:ascii="Arial" w:hAnsi="Arial"/>
+                <w:b/>
+                <w:color w:val="FFFFFF"/>
+                <w:sz w:val="17"/>
+              </w:rPr>
+              <w:t>Nettobetrag</w:t>
+            </w:r>
+          </w:p>
+        </w:tc>
+      </w:tr>
+      <w:tr>
+        <w:tc>
+          <w:tcPr>
+            <w:tcW w:type="dxa" w:w="1949"/>
+            <w:vAlign w:val="center"/>
+            <w:tcMar>
+              <w:top w:w="90" w:type="dxa"/>
+              <w:start w:w="100" w:type="dxa"/>
+              <w:bottom w:w="90" w:type="dxa"/>
+              <w:end w:w="100" w:type="dxa"/>
+            </w:tcMar>
+          </w:tcPr>
+          <w:p>
+            <w:pPr>
+              <w:spacing w:after="30"/>
+            </w:pPr>
+            <w:r>
+              <w:rPr>
+                <w:rFonts w:ascii="Arial" w:hAnsi="Arial"/>
+                <w:sz w:val="17"/>
+              </w:rPr>
+              <w:t>18.06.2026</w:t>
+            </w:r>
+          </w:p>
+        </w:tc>
+        <w:tc>
+          <w:tcPr>
+            <w:tcW w:type="dxa" w:w="1949"/>
+            <w:vAlign w:val="center"/>
+            <w:tcMar>
+              <w:top w:w="90" w:type="dxa"/>
+              <w:start w:w="100" w:type="dxa"/>
+              <w:bottom w:w="90" w:type="dxa"/>
+              <w:end w:w="100" w:type="dxa"/>
+            </w:tcMar>
+          </w:tcPr>
+          <w:p>
+            <w:pPr>
+              <w:spacing w:after="30"/>
+            </w:pPr>
+            <w:r>
+              <w:rPr>
+                <w:rFonts w:ascii="Arial" w:hAnsi="Arial"/>
+                <w:sz w:val="17"/>
+              </w:rPr>
+              <w:t>Erstgespräch und Aktenanlage</w:t>
+            </w:r>
+          </w:p>
+        </w:tc>
+        <w:tc>
+          <w:tcPr>
+            <w:tcW w:type="dxa" w:w="1949"/>
+            <w:vAlign w:val="center"/>
+            <w:tcMar>
+              <w:top w:w="90" w:type="dxa"/>
+              <w:start w:w="100" w:type="dxa"/>
+              <w:bottom w:w="90" w:type="dxa"/>
+              <w:end w:w="100" w:type="dxa"/>
+            </w:tcMar>
+          </w:tcPr>
+          <w:p>
+            <w:pPr>
+              <w:spacing w:after="30"/>
+            </w:pPr>
+            <w:r>
+              <w:rPr>
+                <w:rFonts w:ascii="Arial" w:hAnsi="Arial"/>
+                <w:sz w:val="17"/>
+              </w:rPr>
+              <w:t>Dr. Voll-Herzberg</w:t>
+            </w:r>
+          </w:p>
+        </w:tc>
+        <w:tc>
+          <w:tcPr>
+            <w:tcW w:type="dxa" w:w="1949"/>
+            <w:vAlign w:val="center"/>
+            <w:tcMar>
+              <w:top w:w="90" w:type="dxa"/>
+              <w:start w:w="100" w:type="dxa"/>
+              <w:bottom w:w="90" w:type="dxa"/>
+              <w:end w:w="100" w:type="dxa"/>
+            </w:tcMar>
+          </w:tcPr>
+          <w:p>
+            <w:pPr>
+              <w:spacing w:after="30"/>
+            </w:pPr>
+            <w:r>
+              <w:rPr>
+                <w:rFonts w:ascii="Arial" w:hAnsi="Arial"/>
+                <w:sz w:val="17"/>
+              </w:rPr>
+              <w:t>1:37 h</w:t>
+            </w:r>
+          </w:p>
+        </w:tc>
+        <w:tc>
+          <w:tcPr>
+            <w:tcW w:type="dxa" w:w="1949"/>
+            <w:vAlign w:val="center"/>
+            <w:tcMar>
+              <w:top w:w="90" w:type="dxa"/>
+              <w:start w:w="100" w:type="dxa"/>
+              <w:bottom w:w="90" w:type="dxa"/>
+              <w:end w:w="100" w:type="dxa"/>
+            </w:tcMar>
+          </w:tcPr>
+          <w:p>
+            <w:pPr>
+              <w:spacing w:after="30"/>
+            </w:pPr>
+            <w:r>
+              <w:rPr>
+                <w:rFonts w:ascii="Arial" w:hAnsi="Arial"/>
+                <w:sz w:val="17"/>
+              </w:rPr>
+              <w:t>323,33 EUR</w:t>
+            </w:r>
+          </w:p>
+        </w:tc>
+      </w:tr>
+      <w:tr>
+        <w:tc>
+          <w:tcPr>
+            <w:tcW w:type="dxa" w:w="1949"/>
+            <w:vAlign w:val="center"/>
+            <w:tcMar>
+              <w:top w:w="90" w:type="dxa"/>
+              <w:start w:w="100" w:type="dxa"/>
+              <w:bottom w:w="90" w:type="dxa"/>
+              <w:end w:w="100" w:type="dxa"/>
+            </w:tcMar>
+            <w:shd w:fill="F2F4F5"/>
+          </w:tcPr>
+          <w:p>
+            <w:pPr>
+              <w:spacing w:after="30"/>
+            </w:pPr>
+            <w:r>
+              <w:rPr>
+                <w:rFonts w:ascii="Arial" w:hAnsi="Arial"/>
+                <w:sz w:val="17"/>
+              </w:rPr>
+              <w:t>19.06.2026</w:t>
+            </w:r>
+          </w:p>
+        </w:tc>
+        <w:tc>
+          <w:tcPr>
+            <w:tcW w:type="dxa" w:w="1949"/>
+            <w:vAlign w:val="center"/>
+            <w:tcMar>
+              <w:top w:w="90" w:type="dxa"/>
+              <w:start w:w="100" w:type="dxa"/>
+              <w:bottom w:w="90" w:type="dxa"/>
+              <w:end w:w="100" w:type="dxa"/>
+            </w:tcMar>
+            <w:shd w:fill="F2F4F5"/>
+          </w:tcPr>
+          <w:p>
+            <w:pPr>
+              <w:spacing w:after="30"/>
+            </w:pPr>
+            <w:r>
+              <w:rPr>
+                <w:rFonts w:ascii="Arial" w:hAnsi="Arial"/>
+                <w:sz w:val="17"/>
+              </w:rPr>
+              <w:t>Erklärung Eva, Belegsortierung</w:t>
+            </w:r>
+          </w:p>
+        </w:tc>
+        <w:tc>
+          <w:tcPr>
+            <w:tcW w:type="dxa" w:w="1949"/>
+            <w:vAlign w:val="center"/>
+            <w:tcMar>
+              <w:top w:w="90" w:type="dxa"/>
+              <w:start w:w="100" w:type="dxa"/>
+              <w:bottom w:w="90" w:type="dxa"/>
+              <w:end w:w="100" w:type="dxa"/>
+            </w:tcMar>
+            <w:shd w:fill="F2F4F5"/>
+          </w:tcPr>
+          <w:p>
+            <w:pPr>
+              <w:spacing w:after="30"/>
+            </w:pPr>
+            <w:r>
+              <w:rPr>
+                <w:rFonts w:ascii="Arial" w:hAnsi="Arial"/>
+                <w:sz w:val="17"/>
+              </w:rPr>
+              <w:t>Dr. Voll-Herzberg / Duarte</w:t>
+            </w:r>
+          </w:p>
+        </w:tc>
+        <w:tc>
+          <w:tcPr>
+            <w:tcW w:type="dxa" w:w="1949"/>
+            <w:vAlign w:val="center"/>
+            <w:tcMar>
+              <w:top w:w="90" w:type="dxa"/>
+              <w:start w:w="100" w:type="dxa"/>
+              <w:bottom w:w="90" w:type="dxa"/>
+              <w:end w:w="100" w:type="dxa"/>
+            </w:tcMar>
+            <w:shd w:fill="F2F4F5"/>
+          </w:tcPr>
+          <w:p>
+            <w:pPr>
+              <w:spacing w:after="30"/>
+            </w:pPr>
+            <w:r>
+              <w:rPr>
+                <w:rFonts w:ascii="Arial" w:hAnsi="Arial"/>
+                <w:sz w:val="17"/>
+              </w:rPr>
+              <w:t>1:25 h</w:t>
+            </w:r>
+          </w:p>
+        </w:tc>
+        <w:tc>
+          <w:tcPr>
+            <w:tcW w:type="dxa" w:w="1949"/>
+            <w:vAlign w:val="center"/>
+            <w:tcMar>
+              <w:top w:w="90" w:type="dxa"/>
+              <w:start w:w="100" w:type="dxa"/>
+              <w:bottom w:w="90" w:type="dxa"/>
+              <w:end w:w="100" w:type="dxa"/>
+            </w:tcMar>
+            <w:shd w:fill="F2F4F5"/>
+          </w:tcPr>
+          <w:p>
+            <w:pPr>
+              <w:spacing w:after="30"/>
+            </w:pPr>
+            <w:r>
+              <w:rPr>
+                <w:rFonts w:ascii="Arial" w:hAnsi="Arial"/>
+                <w:sz w:val="17"/>
+              </w:rPr>
+              <w:t>241,67 EUR</w:t>
+            </w:r>
+          </w:p>
+        </w:tc>
+      </w:tr>
+      <w:tr>
+        <w:tc>
+          <w:tcPr>
+            <w:tcW w:type="dxa" w:w="1949"/>
+            <w:vAlign w:val="center"/>
+            <w:tcMar>
+              <w:top w:w="90" w:type="dxa"/>
+              <w:start w:w="100" w:type="dxa"/>
+              <w:bottom w:w="90" w:type="dxa"/>
+              <w:end w:w="100" w:type="dxa"/>
+            </w:tcMar>
+          </w:tcPr>
+          <w:p>
+            <w:pPr>
+              <w:spacing w:after="30"/>
+            </w:pPr>
+            <w:r>
+              <w:rPr>
+                <w:rFonts w:ascii="Arial" w:hAnsi="Arial"/>
+                <w:sz w:val="17"/>
+              </w:rPr>
+              <w:t>22.06.2026</w:t>
+            </w:r>
+          </w:p>
+        </w:tc>
+        <w:tc>
+          <w:tcPr>
+            <w:tcW w:type="dxa" w:w="1949"/>
+            <w:vAlign w:val="center"/>
+            <w:tcMar>
+              <w:top w:w="90" w:type="dxa"/>
+              <w:start w:w="100" w:type="dxa"/>
+              <w:bottom w:w="90" w:type="dxa"/>
+              <w:end w:w="100" w:type="dxa"/>
+            </w:tcMar>
+          </w:tcPr>
+          <w:p>
+            <w:pPr>
+              <w:spacing w:after="30"/>
+            </w:pPr>
+            <w:r>
+              <w:rPr>
+                <w:rFonts w:ascii="Arial" w:hAnsi="Arial"/>
+                <w:sz w:val="17"/>
+              </w:rPr>
+              <w:t>Sicherungsschreiben an Ralf</w:t>
+            </w:r>
+          </w:p>
+        </w:tc>
+        <w:tc>
+          <w:tcPr>
+            <w:tcW w:type="dxa" w:w="1949"/>
+            <w:vAlign w:val="center"/>
+            <w:tcMar>
+              <w:top w:w="90" w:type="dxa"/>
+              <w:start w:w="100" w:type="dxa"/>
+              <w:bottom w:w="90" w:type="dxa"/>
+              <w:end w:w="100" w:type="dxa"/>
+            </w:tcMar>
+          </w:tcPr>
+          <w:p>
+            <w:pPr>
+              <w:spacing w:after="30"/>
+            </w:pPr>
+            <w:r>
+              <w:rPr>
+                <w:rFonts w:ascii="Arial" w:hAnsi="Arial"/>
+                <w:sz w:val="17"/>
+              </w:rPr>
+              <w:t>Dr. Voll-Herzberg</w:t>
+            </w:r>
+          </w:p>
+        </w:tc>
+        <w:tc>
+          <w:tcPr>
+            <w:tcW w:type="dxa" w:w="1949"/>
+            <w:vAlign w:val="center"/>
+            <w:tcMar>
+              <w:top w:w="90" w:type="dxa"/>
+              <w:start w:w="100" w:type="dxa"/>
+              <w:bottom w:w="90" w:type="dxa"/>
+              <w:end w:w="100" w:type="dxa"/>
+            </w:tcMar>
+          </w:tcPr>
+          <w:p>
+            <w:pPr>
+              <w:spacing w:after="30"/>
+            </w:pPr>
+            <w:r>
+              <w:rPr>
+                <w:rFonts w:ascii="Arial" w:hAnsi="Arial"/>
+                <w:sz w:val="17"/>
+              </w:rPr>
+              <w:t>0:55 h</w:t>
+            </w:r>
+          </w:p>
+        </w:tc>
+        <w:tc>
+          <w:tcPr>
+            <w:tcW w:type="dxa" w:w="1949"/>
+            <w:vAlign w:val="center"/>
+            <w:tcMar>
+              <w:top w:w="90" w:type="dxa"/>
+              <w:start w:w="100" w:type="dxa"/>
+              <w:bottom w:w="90" w:type="dxa"/>
+              <w:end w:w="100" w:type="dxa"/>
+            </w:tcMar>
+          </w:tcPr>
+          <w:p>
+            <w:pPr>
+              <w:spacing w:after="30"/>
+            </w:pPr>
+            <w:r>
+              <w:rPr>
+                <w:rFonts w:ascii="Arial" w:hAnsi="Arial"/>
+                <w:sz w:val="17"/>
+              </w:rPr>
+              <w:t>183,33 EUR</w:t>
+            </w:r>
+          </w:p>
+        </w:tc>
+      </w:tr>
+      <w:tr>
+        <w:tc>
+          <w:tcPr>
+            <w:tcW w:type="dxa" w:w="1949"/>
+            <w:vAlign w:val="center"/>
+            <w:tcMar>
+              <w:top w:w="90" w:type="dxa"/>
+              <w:start w:w="100" w:type="dxa"/>
+              <w:bottom w:w="90" w:type="dxa"/>
+              <w:end w:w="100" w:type="dxa"/>
+            </w:tcMar>
+            <w:shd w:fill="F2F4F5"/>
+          </w:tcPr>
+          <w:p>
+            <w:pPr>
+              <w:spacing w:after="30"/>
+            </w:pPr>
+            <w:r>
+              <w:rPr>
+                <w:rFonts w:ascii="Arial" w:hAnsi="Arial"/>
+                <w:sz w:val="17"/>
+              </w:rPr>
+              <w:t>03.07.2026</w:t>
+            </w:r>
+          </w:p>
+        </w:tc>
+        <w:tc>
+          <w:tcPr>
+            <w:tcW w:type="dxa" w:w="1949"/>
+            <w:vAlign w:val="center"/>
+            <w:tcMar>
+              <w:top w:w="90" w:type="dxa"/>
+              <w:start w:w="100" w:type="dxa"/>
+              <w:bottom w:w="90" w:type="dxa"/>
+              <w:end w:w="100" w:type="dxa"/>
+            </w:tcMar>
+            <w:shd w:fill="F2F4F5"/>
+          </w:tcPr>
+          <w:p>
+            <w:pPr>
+              <w:spacing w:after="30"/>
+            </w:pPr>
+            <w:r>
+              <w:rPr>
+                <w:rFonts w:ascii="Arial" w:hAnsi="Arial"/>
+                <w:sz w:val="17"/>
+              </w:rPr>
+              <w:t>Rechtsprechungs- und Providerprüfung</w:t>
+            </w:r>
+          </w:p>
+        </w:tc>
+        <w:tc>
+          <w:tcPr>
+            <w:tcW w:type="dxa" w:w="1949"/>
+            <w:vAlign w:val="center"/>
+            <w:tcMar>
+              <w:top w:w="90" w:type="dxa"/>
+              <w:start w:w="100" w:type="dxa"/>
+              <w:bottom w:w="90" w:type="dxa"/>
+              <w:end w:w="100" w:type="dxa"/>
+            </w:tcMar>
+            <w:shd w:fill="F2F4F5"/>
+          </w:tcPr>
+          <w:p>
+            <w:pPr>
+              <w:spacing w:after="30"/>
+            </w:pPr>
+            <w:r>
+              <w:rPr>
+                <w:rFonts w:ascii="Arial" w:hAnsi="Arial"/>
+                <w:sz w:val="17"/>
+              </w:rPr>
+              <w:t>Dr. Voll-Herzberg</w:t>
+            </w:r>
+          </w:p>
+        </w:tc>
+        <w:tc>
+          <w:tcPr>
+            <w:tcW w:type="dxa" w:w="1949"/>
+            <w:vAlign w:val="center"/>
+            <w:tcMar>
+              <w:top w:w="90" w:type="dxa"/>
+              <w:start w:w="100" w:type="dxa"/>
+              <w:bottom w:w="90" w:type="dxa"/>
+              <w:end w:w="100" w:type="dxa"/>
+            </w:tcMar>
+            <w:shd w:fill="F2F4F5"/>
+          </w:tcPr>
+          <w:p>
+            <w:pPr>
+              <w:spacing w:after="30"/>
+            </w:pPr>
+            <w:r>
+              <w:rPr>
+                <w:rFonts w:ascii="Arial" w:hAnsi="Arial"/>
+                <w:sz w:val="17"/>
+              </w:rPr>
+              <w:t>1:48 h</w:t>
+            </w:r>
+          </w:p>
+        </w:tc>
+        <w:tc>
+          <w:tcPr>
+            <w:tcW w:type="dxa" w:w="1949"/>
+            <w:vAlign w:val="center"/>
+            <w:tcMar>
+              <w:top w:w="90" w:type="dxa"/>
+              <w:start w:w="100" w:type="dxa"/>
+              <w:bottom w:w="90" w:type="dxa"/>
+              <w:end w:w="100" w:type="dxa"/>
+            </w:tcMar>
+            <w:shd w:fill="F2F4F5"/>
+          </w:tcPr>
+          <w:p>
+            <w:pPr>
+              <w:spacing w:after="30"/>
+            </w:pPr>
+            <w:r>
+              <w:rPr>
+                <w:rFonts w:ascii="Arial" w:hAnsi="Arial"/>
+                <w:sz w:val="17"/>
+              </w:rPr>
+              <w:t>360,00 EUR</w:t>
+            </w:r>
+          </w:p>
+        </w:tc>
+      </w:tr>
+      <w:tr>
+        <w:tc>
+          <w:tcPr>
+            <w:tcW w:type="dxa" w:w="1949"/>
+            <w:vAlign w:val="center"/>
+            <w:tcMar>
+              <w:top w:w="90" w:type="dxa"/>
+              <w:start w:w="100" w:type="dxa"/>
+              <w:bottom w:w="90" w:type="dxa"/>
+              <w:end w:w="100" w:type="dxa"/>
+            </w:tcMar>
+          </w:tcPr>
+          <w:p>
+            <w:pPr>
+              <w:spacing w:after="30"/>
+            </w:pPr>
+            <w:r>
+              <w:rPr>
+                <w:rFonts w:ascii="Arial" w:hAnsi="Arial"/>
+                <w:sz w:val="17"/>
+              </w:rPr>
+              <w:t>07.07.2026</w:t>
+            </w:r>
+          </w:p>
+        </w:tc>
+        <w:tc>
+          <w:tcPr>
+            <w:tcW w:type="dxa" w:w="1949"/>
+            <w:vAlign w:val="center"/>
+            <w:tcMar>
+              <w:top w:w="90" w:type="dxa"/>
+              <w:start w:w="100" w:type="dxa"/>
+              <w:bottom w:w="90" w:type="dxa"/>
+              <w:end w:w="100" w:type="dxa"/>
+            </w:tcMar>
+          </w:tcPr>
+          <w:p>
+            <w:pPr>
+              <w:spacing w:after="30"/>
+            </w:pPr>
+            <w:r>
+              <w:rPr>
+                <w:rFonts w:ascii="Arial" w:hAnsi="Arial"/>
+                <w:sz w:val="17"/>
+              </w:rPr>
+              <w:t>Erbscheins- und Übergabeentwürfe</w:t>
+            </w:r>
+          </w:p>
+        </w:tc>
+        <w:tc>
+          <w:tcPr>
+            <w:tcW w:type="dxa" w:w="1949"/>
+            <w:vAlign w:val="center"/>
+            <w:tcMar>
+              <w:top w:w="90" w:type="dxa"/>
+              <w:start w:w="100" w:type="dxa"/>
+              <w:bottom w:w="90" w:type="dxa"/>
+              <w:end w:w="100" w:type="dxa"/>
+            </w:tcMar>
+          </w:tcPr>
+          <w:p>
+            <w:pPr>
+              <w:spacing w:after="30"/>
+            </w:pPr>
+            <w:r>
+              <w:rPr>
+                <w:rFonts w:ascii="Arial" w:hAnsi="Arial"/>
+                <w:sz w:val="17"/>
+              </w:rPr>
+              <w:t>Dr. Voll-Herzberg</w:t>
+            </w:r>
+          </w:p>
+        </w:tc>
+        <w:tc>
+          <w:tcPr>
+            <w:tcW w:type="dxa" w:w="1949"/>
+            <w:vAlign w:val="center"/>
+            <w:tcMar>
+              <w:top w:w="90" w:type="dxa"/>
+              <w:start w:w="100" w:type="dxa"/>
+              <w:bottom w:w="90" w:type="dxa"/>
+              <w:end w:w="100" w:type="dxa"/>
+            </w:tcMar>
+          </w:tcPr>
+          <w:p>
+            <w:pPr>
+              <w:spacing w:after="30"/>
+            </w:pPr>
+            <w:r>
+              <w:rPr>
+                <w:rFonts w:ascii="Arial" w:hAnsi="Arial"/>
+                <w:sz w:val="17"/>
+              </w:rPr>
+              <w:t>2:20 h</w:t>
+            </w:r>
+          </w:p>
+        </w:tc>
+        <w:tc>
+          <w:tcPr>
+            <w:tcW w:type="dxa" w:w="1949"/>
+            <w:vAlign w:val="center"/>
+            <w:tcMar>
+              <w:top w:w="90" w:type="dxa"/>
+              <w:start w:w="100" w:type="dxa"/>
+              <w:bottom w:w="90" w:type="dxa"/>
+              <w:end w:w="100" w:type="dxa"/>
+            </w:tcMar>
+          </w:tcPr>
+          <w:p>
+            <w:pPr>
+              <w:spacing w:after="30"/>
+            </w:pPr>
+            <w:r>
+              <w:rPr>
+                <w:rFonts w:ascii="Arial" w:hAnsi="Arial"/>
+                <w:sz w:val="17"/>
+              </w:rPr>
+              <w:t>466,67 EUR</w:t>
+            </w:r>
+          </w:p>
+        </w:tc>
+      </w:tr>
+      <w:tr>
+        <w:tc>
+          <w:tcPr>
+            <w:tcW w:type="dxa" w:w="1949"/>
+            <w:vAlign w:val="center"/>
+            <w:tcMar>
+              <w:top w:w="90" w:type="dxa"/>
+              <w:start w:w="100" w:type="dxa"/>
+              <w:bottom w:w="90" w:type="dxa"/>
+              <w:end w:w="100" w:type="dxa"/>
+            </w:tcMar>
+            <w:shd w:fill="F2F4F5"/>
+          </w:tcPr>
+          <w:p>
+            <w:pPr>
+              <w:spacing w:after="30"/>
+            </w:pPr>
+            <w:r>
+              <w:rPr>
+                <w:rFonts w:ascii="Arial" w:hAnsi="Arial"/>
+                <w:sz w:val="17"/>
+              </w:rPr>
+              <w:t>Summe</w:t>
+            </w:r>
+          </w:p>
+        </w:tc>
+        <w:tc>
+          <w:tcPr>
+            <w:tcW w:type="dxa" w:w="1949"/>
+            <w:vAlign w:val="center"/>
+            <w:tcMar>
+              <w:top w:w="90" w:type="dxa"/>
+              <w:start w:w="100" w:type="dxa"/>
+              <w:bottom w:w="90" w:type="dxa"/>
+              <w:end w:w="100" w:type="dxa"/>
+            </w:tcMar>
+            <w:shd w:fill="F2F4F5"/>
+          </w:tcPr>
+          <w:p>
+            <w:pPr>
+              <w:spacing w:after="30"/>
+            </w:pPr>
+            <w:r>
+              <w:rPr>
+                <w:rFonts w:ascii="Arial" w:hAnsi="Arial"/>
+                <w:sz w:val="17"/>
+              </w:rPr>
+            </w:r>
+          </w:p>
+        </w:tc>
+        <w:tc>
+          <w:tcPr>
+            <w:tcW w:type="dxa" w:w="1949"/>
+            <w:vAlign w:val="center"/>
+            <w:tcMar>
+              <w:top w:w="90" w:type="dxa"/>
+              <w:start w:w="100" w:type="dxa"/>
+              <w:bottom w:w="90" w:type="dxa"/>
+              <w:end w:w="100" w:type="dxa"/>
+            </w:tcMar>
+            <w:shd w:fill="F2F4F5"/>
+          </w:tcPr>
+          <w:p>
+            <w:pPr>
+              <w:spacing w:after="30"/>
+            </w:pPr>
+            <w:r>
+              <w:rPr>
+                <w:rFonts w:ascii="Arial" w:hAnsi="Arial"/>
+                <w:sz w:val="17"/>
+              </w:rPr>
+            </w:r>
+          </w:p>
+        </w:tc>
+        <w:tc>
+          <w:tcPr>
+            <w:tcW w:type="dxa" w:w="1949"/>
+            <w:vAlign w:val="center"/>
+            <w:tcMar>
+              <w:top w:w="90" w:type="dxa"/>
+              <w:start w:w="100" w:type="dxa"/>
+              <w:bottom w:w="90" w:type="dxa"/>
+              <w:end w:w="100" w:type="dxa"/>
+            </w:tcMar>
+            <w:shd w:fill="F2F4F5"/>
+          </w:tcPr>
+          <w:p>
+            <w:pPr>
+              <w:spacing w:after="30"/>
+            </w:pPr>
+            <w:r>
+              <w:rPr>
+                <w:rFonts w:ascii="Arial" w:hAnsi="Arial"/>
+                <w:sz w:val="17"/>
+              </w:rPr>
+              <w:t>8:05 h</w:t>
+            </w:r>
+          </w:p>
+        </w:tc>
+        <w:tc>
+          <w:tcPr>
+            <w:tcW w:type="dxa" w:w="1949"/>
+            <w:vAlign w:val="center"/>
+            <w:tcMar>
+              <w:top w:w="90" w:type="dxa"/>
+              <w:start w:w="100" w:type="dxa"/>
+              <w:bottom w:w="90" w:type="dxa"/>
+              <w:end w:w="100" w:type="dxa"/>
+            </w:tcMar>
+            <w:shd w:fill="F2F4F5"/>
+          </w:tcPr>
+          <w:p>
+            <w:pPr>
+              <w:spacing w:after="30"/>
+            </w:pPr>
+            <w:r>
+              <w:rPr>
+                <w:rFonts w:ascii="Arial" w:hAnsi="Arial"/>
+                <w:sz w:val="17"/>
+              </w:rPr>
+              <w:t>1575,00 EUR</w:t>
+            </w:r>
+          </w:p>
+        </w:tc>
+      </w:tr>
+    </w:tbl>
+    <w:p>
+      <w:pPr>
+        <w:pStyle w:val="Heading1"/>
+      </w:pPr>
       <w:r>
-        <w:rPr>
-          <w:rFonts w:ascii="Times New Roman" w:hAnsi="Times New Roman"/>
-          <w:i w:val="0"/>
-          <w:sz w:val="18"/>
-        </w:rPr>
-        <w:br/>
-        <w:t>Tel. 030 288 461 90, Mandat Lohse, Az. 26-ERB-0417</w:t>
+        <w:t>2. Auslagen und Vorschuss</w:t>
+      </w:r>
+    </w:p>
+    <w:tbl>
+      <w:tblPr>
+        <w:tblStyle w:val="TableGrid"/>
+        <w:tblW w:type="auto" w:w="0"/>
+        <w:jc w:val="center"/>
+        <w:tblLayout w:type="autofit"/>
+        <w:tblLook w:firstColumn="1" w:firstRow="1" w:lastColumn="0" w:lastRow="0" w:noHBand="0" w:noVBand="1" w:val="04A0"/>
+      </w:tblPr>
+      <w:tblGrid>
+        <w:gridCol w:w="3248"/>
+        <w:gridCol w:w="3248"/>
+        <w:gridCol w:w="3248"/>
+      </w:tblGrid>
+      <w:tr>
+        <w:trPr>
+          <w:tblHeader w:val="true"/>
+        </w:trPr>
+        <w:tc>
+          <w:tcPr>
+            <w:tcW w:type="dxa" w:w="3248"/>
+            <w:vAlign w:val="center"/>
+            <w:tcMar>
+              <w:top w:w="90" w:type="dxa"/>
+              <w:start w:w="100" w:type="dxa"/>
+              <w:bottom w:w="90" w:type="dxa"/>
+              <w:end w:w="100" w:type="dxa"/>
+            </w:tcMar>
+            <w:shd w:fill="17324D"/>
+          </w:tcPr>
+          <w:p>
+            <w:pPr>
+              <w:spacing w:after="30"/>
+            </w:pPr>
+            <w:r>
+              <w:rPr>
+                <w:rFonts w:ascii="Arial" w:hAnsi="Arial"/>
+                <w:b/>
+                <w:color w:val="FFFFFF"/>
+                <w:sz w:val="17"/>
+              </w:rPr>
+              <w:t>Position</w:t>
+            </w:r>
+          </w:p>
+        </w:tc>
+        <w:tc>
+          <w:tcPr>
+            <w:tcW w:type="dxa" w:w="3248"/>
+            <w:vAlign w:val="center"/>
+            <w:tcMar>
+              <w:top w:w="90" w:type="dxa"/>
+              <w:start w:w="100" w:type="dxa"/>
+              <w:bottom w:w="90" w:type="dxa"/>
+              <w:end w:w="100" w:type="dxa"/>
+            </w:tcMar>
+            <w:shd w:fill="17324D"/>
+          </w:tcPr>
+          <w:p>
+            <w:pPr>
+              <w:spacing w:after="30"/>
+            </w:pPr>
+            <w:r>
+              <w:rPr>
+                <w:rFonts w:ascii="Arial" w:hAnsi="Arial"/>
+                <w:b/>
+                <w:color w:val="FFFFFF"/>
+                <w:sz w:val="17"/>
+              </w:rPr>
+              <w:t>Betrag</w:t>
+            </w:r>
+          </w:p>
+        </w:tc>
+        <w:tc>
+          <w:tcPr>
+            <w:tcW w:type="dxa" w:w="3248"/>
+            <w:vAlign w:val="center"/>
+            <w:tcMar>
+              <w:top w:w="90" w:type="dxa"/>
+              <w:start w:w="100" w:type="dxa"/>
+              <w:bottom w:w="90" w:type="dxa"/>
+              <w:end w:w="100" w:type="dxa"/>
+            </w:tcMar>
+            <w:shd w:fill="17324D"/>
+          </w:tcPr>
+          <w:p>
+            <w:pPr>
+              <w:spacing w:after="30"/>
+            </w:pPr>
+            <w:r>
+              <w:rPr>
+                <w:rFonts w:ascii="Arial" w:hAnsi="Arial"/>
+                <w:b/>
+                <w:color w:val="FFFFFF"/>
+                <w:sz w:val="17"/>
+              </w:rPr>
+              <w:t>Status</w:t>
+            </w:r>
+          </w:p>
+        </w:tc>
+      </w:tr>
+      <w:tr>
+        <w:tc>
+          <w:tcPr>
+            <w:tcW w:type="dxa" w:w="3248"/>
+            <w:vAlign w:val="center"/>
+            <w:tcMar>
+              <w:top w:w="90" w:type="dxa"/>
+              <w:start w:w="100" w:type="dxa"/>
+              <w:bottom w:w="90" w:type="dxa"/>
+              <w:end w:w="100" w:type="dxa"/>
+            </w:tcMar>
+          </w:tcPr>
+          <w:p>
+            <w:pPr>
+              <w:spacing w:after="30"/>
+            </w:pPr>
+            <w:r>
+              <w:rPr>
+                <w:rFonts w:ascii="Arial" w:hAnsi="Arial"/>
+                <w:sz w:val="17"/>
+              </w:rPr>
+              <w:t>Dokumentenpauschale und Post</w:t>
+            </w:r>
+          </w:p>
+        </w:tc>
+        <w:tc>
+          <w:tcPr>
+            <w:tcW w:type="dxa" w:w="3248"/>
+            <w:vAlign w:val="center"/>
+            <w:tcMar>
+              <w:top w:w="90" w:type="dxa"/>
+              <w:start w:w="100" w:type="dxa"/>
+              <w:bottom w:w="90" w:type="dxa"/>
+              <w:end w:w="100" w:type="dxa"/>
+            </w:tcMar>
+          </w:tcPr>
+          <w:p>
+            <w:pPr>
+              <w:spacing w:after="30"/>
+            </w:pPr>
+            <w:r>
+              <w:rPr>
+                <w:rFonts w:ascii="Arial" w:hAnsi="Arial"/>
+                <w:sz w:val="17"/>
+              </w:rPr>
+              <w:t>28,40 EUR</w:t>
+            </w:r>
+          </w:p>
+        </w:tc>
+        <w:tc>
+          <w:tcPr>
+            <w:tcW w:type="dxa" w:w="3248"/>
+            <w:vAlign w:val="center"/>
+            <w:tcMar>
+              <w:top w:w="90" w:type="dxa"/>
+              <w:start w:w="100" w:type="dxa"/>
+              <w:bottom w:w="90" w:type="dxa"/>
+              <w:end w:w="100" w:type="dxa"/>
+            </w:tcMar>
+          </w:tcPr>
+          <w:p>
+            <w:pPr>
+              <w:spacing w:after="30"/>
+            </w:pPr>
+            <w:r>
+              <w:rPr>
+                <w:rFonts w:ascii="Arial" w:hAnsi="Arial"/>
+                <w:sz w:val="17"/>
+              </w:rPr>
+              <w:t>vorläufig</w:t>
+            </w:r>
+          </w:p>
+        </w:tc>
+      </w:tr>
+      <w:tr>
+        <w:tc>
+          <w:tcPr>
+            <w:tcW w:type="dxa" w:w="3248"/>
+            <w:vAlign w:val="center"/>
+            <w:tcMar>
+              <w:top w:w="90" w:type="dxa"/>
+              <w:start w:w="100" w:type="dxa"/>
+              <w:bottom w:w="90" w:type="dxa"/>
+              <w:end w:w="100" w:type="dxa"/>
+            </w:tcMar>
+            <w:shd w:fill="F2F4F5"/>
+          </w:tcPr>
+          <w:p>
+            <w:pPr>
+              <w:spacing w:after="30"/>
+            </w:pPr>
+            <w:r>
+              <w:rPr>
+                <w:rFonts w:ascii="Arial" w:hAnsi="Arial"/>
+                <w:sz w:val="17"/>
+              </w:rPr>
+              <w:t>Bankauskunft</w:t>
+            </w:r>
+          </w:p>
+        </w:tc>
+        <w:tc>
+          <w:tcPr>
+            <w:tcW w:type="dxa" w:w="3248"/>
+            <w:vAlign w:val="center"/>
+            <w:tcMar>
+              <w:top w:w="90" w:type="dxa"/>
+              <w:start w:w="100" w:type="dxa"/>
+              <w:bottom w:w="90" w:type="dxa"/>
+              <w:end w:w="100" w:type="dxa"/>
+            </w:tcMar>
+            <w:shd w:fill="F2F4F5"/>
+          </w:tcPr>
+          <w:p>
+            <w:pPr>
+              <w:spacing w:after="30"/>
+            </w:pPr>
+            <w:r>
+              <w:rPr>
+                <w:rFonts w:ascii="Arial" w:hAnsi="Arial"/>
+                <w:sz w:val="17"/>
+              </w:rPr>
+              <w:t>18,00 EUR</w:t>
+            </w:r>
+          </w:p>
+        </w:tc>
+        <w:tc>
+          <w:tcPr>
+            <w:tcW w:type="dxa" w:w="3248"/>
+            <w:vAlign w:val="center"/>
+            <w:tcMar>
+              <w:top w:w="90" w:type="dxa"/>
+              <w:start w:w="100" w:type="dxa"/>
+              <w:bottom w:w="90" w:type="dxa"/>
+              <w:end w:w="100" w:type="dxa"/>
+            </w:tcMar>
+            <w:shd w:fill="F2F4F5"/>
+          </w:tcPr>
+          <w:p>
+            <w:pPr>
+              <w:spacing w:after="30"/>
+            </w:pPr>
+            <w:r>
+              <w:rPr>
+                <w:rFonts w:ascii="Arial" w:hAnsi="Arial"/>
+                <w:sz w:val="17"/>
+              </w:rPr>
+              <w:t>bezahlt</w:t>
+            </w:r>
+          </w:p>
+        </w:tc>
+      </w:tr>
+      <w:tr>
+        <w:tc>
+          <w:tcPr>
+            <w:tcW w:type="dxa" w:w="3248"/>
+            <w:vAlign w:val="center"/>
+            <w:tcMar>
+              <w:top w:w="90" w:type="dxa"/>
+              <w:start w:w="100" w:type="dxa"/>
+              <w:bottom w:w="90" w:type="dxa"/>
+              <w:end w:w="100" w:type="dxa"/>
+            </w:tcMar>
+          </w:tcPr>
+          <w:p>
+            <w:pPr>
+              <w:spacing w:after="30"/>
+            </w:pPr>
+            <w:r>
+              <w:rPr>
+                <w:rFonts w:ascii="Arial" w:hAnsi="Arial"/>
+                <w:sz w:val="17"/>
+              </w:rPr>
+              <w:t>IT-Sachverständiger</w:t>
+            </w:r>
+          </w:p>
+        </w:tc>
+        <w:tc>
+          <w:tcPr>
+            <w:tcW w:type="dxa" w:w="3248"/>
+            <w:vAlign w:val="center"/>
+            <w:tcMar>
+              <w:top w:w="90" w:type="dxa"/>
+              <w:start w:w="100" w:type="dxa"/>
+              <w:bottom w:w="90" w:type="dxa"/>
+              <w:end w:w="100" w:type="dxa"/>
+            </w:tcMar>
+          </w:tcPr>
+          <w:p>
+            <w:pPr>
+              <w:spacing w:after="30"/>
+            </w:pPr>
+            <w:r>
+              <w:rPr>
+                <w:rFonts w:ascii="Arial" w:hAnsi="Arial"/>
+                <w:sz w:val="17"/>
+              </w:rPr>
+              <w:t>850,00 bis 1450,00 EUR</w:t>
+            </w:r>
+          </w:p>
+        </w:tc>
+        <w:tc>
+          <w:tcPr>
+            <w:tcW w:type="dxa" w:w="3248"/>
+            <w:vAlign w:val="center"/>
+            <w:tcMar>
+              <w:top w:w="90" w:type="dxa"/>
+              <w:start w:w="100" w:type="dxa"/>
+              <w:bottom w:w="90" w:type="dxa"/>
+              <w:end w:w="100" w:type="dxa"/>
+            </w:tcMar>
+          </w:tcPr>
+          <w:p>
+            <w:pPr>
+              <w:spacing w:after="30"/>
+            </w:pPr>
+            <w:r>
+              <w:rPr>
+                <w:rFonts w:ascii="Arial" w:hAnsi="Arial"/>
+                <w:sz w:val="17"/>
+              </w:rPr>
+              <w:t>Angebot angefordert</w:t>
+            </w:r>
+          </w:p>
+        </w:tc>
+      </w:tr>
+      <w:tr>
+        <w:tc>
+          <w:tcPr>
+            <w:tcW w:type="dxa" w:w="3248"/>
+            <w:vAlign w:val="center"/>
+            <w:tcMar>
+              <w:top w:w="90" w:type="dxa"/>
+              <w:start w:w="100" w:type="dxa"/>
+              <w:bottom w:w="90" w:type="dxa"/>
+              <w:end w:w="100" w:type="dxa"/>
+            </w:tcMar>
+            <w:shd w:fill="F2F4F5"/>
+          </w:tcPr>
+          <w:p>
+            <w:pPr>
+              <w:spacing w:after="30"/>
+            </w:pPr>
+            <w:r>
+              <w:rPr>
+                <w:rFonts w:ascii="Arial" w:hAnsi="Arial"/>
+                <w:sz w:val="17"/>
+              </w:rPr>
+              <w:t>Vorschuss Mandantin</w:t>
+            </w:r>
+          </w:p>
+        </w:tc>
+        <w:tc>
+          <w:tcPr>
+            <w:tcW w:type="dxa" w:w="3248"/>
+            <w:vAlign w:val="center"/>
+            <w:tcMar>
+              <w:top w:w="90" w:type="dxa"/>
+              <w:start w:w="100" w:type="dxa"/>
+              <w:bottom w:w="90" w:type="dxa"/>
+              <w:end w:w="100" w:type="dxa"/>
+            </w:tcMar>
+            <w:shd w:fill="F2F4F5"/>
+          </w:tcPr>
+          <w:p>
+            <w:pPr>
+              <w:spacing w:after="30"/>
+            </w:pPr>
+            <w:r>
+              <w:rPr>
+                <w:rFonts w:ascii="Arial" w:hAnsi="Arial"/>
+                <w:sz w:val="17"/>
+              </w:rPr>
+              <w:t>1500,00 EUR</w:t>
+            </w:r>
+          </w:p>
+        </w:tc>
+        <w:tc>
+          <w:tcPr>
+            <w:tcW w:type="dxa" w:w="3248"/>
+            <w:vAlign w:val="center"/>
+            <w:tcMar>
+              <w:top w:w="90" w:type="dxa"/>
+              <w:start w:w="100" w:type="dxa"/>
+              <w:bottom w:w="90" w:type="dxa"/>
+              <w:end w:w="100" w:type="dxa"/>
+            </w:tcMar>
+            <w:shd w:fill="F2F4F5"/>
+          </w:tcPr>
+          <w:p>
+            <w:pPr>
+              <w:spacing w:after="30"/>
+            </w:pPr>
+            <w:r>
+              <w:rPr>
+                <w:rFonts w:ascii="Arial" w:hAnsi="Arial"/>
+                <w:sz w:val="17"/>
+              </w:rPr>
+              <w:t>Eingang 19.06.2026</w:t>
+            </w:r>
+          </w:p>
+        </w:tc>
+      </w:tr>
+      <w:tr>
+        <w:tc>
+          <w:tcPr>
+            <w:tcW w:type="dxa" w:w="3248"/>
+            <w:vAlign w:val="center"/>
+            <w:tcMar>
+              <w:top w:w="90" w:type="dxa"/>
+              <w:start w:w="100" w:type="dxa"/>
+              <w:bottom w:w="90" w:type="dxa"/>
+              <w:end w:w="100" w:type="dxa"/>
+            </w:tcMar>
+          </w:tcPr>
+          <w:p>
+            <w:pPr>
+              <w:spacing w:after="30"/>
+            </w:pPr>
+            <w:r>
+              <w:rPr>
+                <w:rFonts w:ascii="Arial" w:hAnsi="Arial"/>
+                <w:sz w:val="17"/>
+              </w:rPr>
+              <w:t>Zwischensaldo netto ohne Fremdkosten</w:t>
+            </w:r>
+          </w:p>
+        </w:tc>
+        <w:tc>
+          <w:tcPr>
+            <w:tcW w:type="dxa" w:w="3248"/>
+            <w:vAlign w:val="center"/>
+            <w:tcMar>
+              <w:top w:w="90" w:type="dxa"/>
+              <w:start w:w="100" w:type="dxa"/>
+              <w:bottom w:w="90" w:type="dxa"/>
+              <w:end w:w="100" w:type="dxa"/>
+            </w:tcMar>
+          </w:tcPr>
+          <w:p>
+            <w:pPr>
+              <w:spacing w:after="30"/>
+            </w:pPr>
+            <w:r>
+              <w:rPr>
+                <w:rFonts w:ascii="Arial" w:hAnsi="Arial"/>
+                <w:sz w:val="17"/>
+              </w:rPr>
+              <w:t>121,40 EUR</w:t>
+            </w:r>
+          </w:p>
+        </w:tc>
+        <w:tc>
+          <w:tcPr>
+            <w:tcW w:type="dxa" w:w="3248"/>
+            <w:vAlign w:val="center"/>
+            <w:tcMar>
+              <w:top w:w="90" w:type="dxa"/>
+              <w:start w:w="100" w:type="dxa"/>
+              <w:bottom w:w="90" w:type="dxa"/>
+              <w:end w:w="100" w:type="dxa"/>
+            </w:tcMar>
+          </w:tcPr>
+          <w:p>
+            <w:pPr>
+              <w:spacing w:after="30"/>
+            </w:pPr>
+            <w:r>
+              <w:rPr>
+                <w:rFonts w:ascii="Arial" w:hAnsi="Arial"/>
+                <w:sz w:val="17"/>
+              </w:rPr>
+              <w:t>nach Verrechnung Vorschuss</w:t>
+            </w:r>
+          </w:p>
+        </w:tc>
+      </w:tr>
+    </w:tbl>
+    <w:p>
+      <w:pPr>
+        <w:pStyle w:val="Heading1"/>
+      </w:pPr>
+      <w:r>
+        <w:t>3. Gerichtliche Wertfragen</w:t>
       </w:r>
     </w:p>
     <w:p>
       <w:pPr>
-        <w:spacing w:after="200"/>
+        <w:keepLines w:val="0"/>
       </w:pPr>
       <w:r>
-        <w:rPr>
-          <w:sz w:val="16"/>
-        </w:rPr>
-        <w:t>______________________________________________________________________________</w:t>
+        <w:t>Für ein Erbscheinsverfahren wird der Geschäftswert erst nach geordnetem Nachlassinventar festgelegt. Für Auskunft und Sicherung des Rechners sind wirtschaftliches Interesse, Gerätewert, Archivzugang und Umfang der Anträge zu unterscheiden. Die Tabelle enthält deshalb keine endgültige Gerichts- oder Anwaltsgebühr.</w:t>
       </w:r>
     </w:p>
     <w:p>
@@ -50,464 +1605,166 @@
         <w:pStyle w:val="Heading1"/>
       </w:pPr>
       <w:r>
-        <w:t>Kostenuebersicht Kanzlei - Mandat Lohse</w:t>
+        <w:t>4. Freigabevermerk</w:t>
       </w:r>
     </w:p>
     <w:p>
       <w:pPr>
-        <w:pStyle w:val="Heading2"/>
+        <w:keepLines w:val="0"/>
       </w:pPr>
       <w:r>
-        <w:t>1. Gegenstandswerte</w:t>
-      </w:r>
-    </w:p>
-    <w:tbl>
-      <w:tblPr>
-        <w:tblStyle w:val="LightGrid-Accent1"/>
-        <w:tblW w:type="auto" w:w="0"/>
-        <w:tblLook w:firstColumn="1" w:firstRow="1" w:lastColumn="0" w:lastRow="0" w:noHBand="0" w:noVBand="1" w:val="04A0"/>
-      </w:tblPr>
-      <w:tblGrid>
-        <w:gridCol w:w="3230"/>
-        <w:gridCol w:w="3230"/>
-        <w:gridCol w:w="3230"/>
-      </w:tblGrid>
-      <w:tr>
-        <w:tc>
-          <w:tcPr>
-            <w:tcW w:type="dxa" w:w="3230"/>
-          </w:tcPr>
-          <w:p>
-            <w:r>
-              <w:t>Verfahren</w:t>
-            </w:r>
-          </w:p>
-        </w:tc>
-        <w:tc>
-          <w:tcPr>
-            <w:tcW w:type="dxa" w:w="3230"/>
-          </w:tcPr>
-          <w:p>
-            <w:r>
-              <w:t>Gegenstandswert</w:t>
-            </w:r>
-          </w:p>
-        </w:tc>
-        <w:tc>
-          <w:tcPr>
-            <w:tcW w:type="dxa" w:w="3230"/>
-          </w:tcPr>
-          <w:p>
-            <w:r>
-              <w:t>Grundlage</w:t>
-            </w:r>
-          </w:p>
-        </w:tc>
-      </w:tr>
-      <w:tr>
-        <w:tc>
-          <w:tcPr>
-            <w:tcW w:type="dxa" w:w="3230"/>
-          </w:tcPr>
-          <w:p>
-            <w:r>
-              <w:t>Erbscheinsverfahren</w:t>
-            </w:r>
-          </w:p>
-        </w:tc>
-        <w:tc>
-          <w:tcPr>
-            <w:tcW w:type="dxa" w:w="3230"/>
-          </w:tcPr>
-          <w:p>
-            <w:r>
-              <w:t>geschaetzt 52000 EUR</w:t>
-            </w:r>
-          </w:p>
-        </w:tc>
-        <w:tc>
-          <w:tcPr>
-            <w:tcW w:type="dxa" w:w="3230"/>
-          </w:tcPr>
-          <w:p>
-            <w:r>
-              <w:t>Nachlasswert vorlaeufig</w:t>
-            </w:r>
-          </w:p>
-        </w:tc>
-      </w:tr>
-      <w:tr>
-        <w:tc>
-          <w:tcPr>
-            <w:tcW w:type="dxa" w:w="3230"/>
-          </w:tcPr>
-          <w:p>
-            <w:r>
-              <w:t>Auskunftsklage gegen Ralf Lohse</w:t>
-            </w:r>
-          </w:p>
-        </w:tc>
-        <w:tc>
-          <w:tcPr>
-            <w:tcW w:type="dxa" w:w="3230"/>
-          </w:tcPr>
-          <w:p>
-            <w:r>
-              <w:t>5000 EUR (Auskunft, Regelstreitwert)</w:t>
-            </w:r>
-          </w:p>
-        </w:tc>
-        <w:tc>
-          <w:tcPr>
-            <w:tcW w:type="dxa" w:w="3230"/>
-          </w:tcPr>
-          <w:p>
-            <w:r>
-              <w:t>Paragraf 3 ZPO</w:t>
-            </w:r>
-          </w:p>
-        </w:tc>
-      </w:tr>
-      <w:tr>
-        <w:tc>
-          <w:tcPr>
-            <w:tcW w:type="dxa" w:w="3230"/>
-          </w:tcPr>
-          <w:p>
-            <w:r>
-              <w:t>Bildagentur-Auszahlung</w:t>
-            </w:r>
-          </w:p>
-        </w:tc>
-        <w:tc>
-          <w:tcPr>
-            <w:tcW w:type="dxa" w:w="3230"/>
-          </w:tcPr>
-          <w:p>
-            <w:r>
-              <w:t>7840 EUR</w:t>
-            </w:r>
-          </w:p>
-        </w:tc>
-        <w:tc>
-          <w:tcPr>
-            <w:tcW w:type="dxa" w:w="3230"/>
-          </w:tcPr>
-          <w:p>
-            <w:r>
-              <w:t>streitiges Honorar</w:t>
-            </w:r>
-          </w:p>
-        </w:tc>
-      </w:tr>
-    </w:tbl>
-    <w:p>
-      <w:pPr>
-        <w:pStyle w:val="Heading2"/>
-      </w:pPr>
-      <w:r>
-        <w:t>2. Bisherige Taetigkeiten und Kosten</w:t>
-      </w:r>
-    </w:p>
-    <w:tbl>
-      <w:tblPr>
-        <w:tblStyle w:val="LightGrid-Accent1"/>
-        <w:tblW w:type="auto" w:w="0"/>
-        <w:tblLook w:firstColumn="1" w:firstRow="1" w:lastColumn="0" w:lastRow="0" w:noHBand="0" w:noVBand="1" w:val="04A0"/>
-      </w:tblPr>
-      <w:tblGrid>
-        <w:gridCol w:w="2422"/>
-        <w:gridCol w:w="2422"/>
-        <w:gridCol w:w="2422"/>
-        <w:gridCol w:w="2422"/>
-      </w:tblGrid>
-      <w:tr>
-        <w:tc>
-          <w:tcPr>
-            <w:tcW w:type="dxa" w:w="2422"/>
-          </w:tcPr>
-          <w:p>
-            <w:r>
-              <w:t>Datum</w:t>
-            </w:r>
-          </w:p>
-        </w:tc>
-        <w:tc>
-          <w:tcPr>
-            <w:tcW w:type="dxa" w:w="2422"/>
-          </w:tcPr>
-          <w:p>
-            <w:r>
-              <w:t>Taetigkeit</w:t>
-            </w:r>
-          </w:p>
-        </w:tc>
-        <w:tc>
-          <w:tcPr>
-            <w:tcW w:type="dxa" w:w="2422"/>
-          </w:tcPr>
-          <w:p>
-            <w:r>
-              <w:t>Zeitaufwand</w:t>
-            </w:r>
-          </w:p>
-        </w:tc>
-        <w:tc>
-          <w:tcPr>
-            <w:tcW w:type="dxa" w:w="2422"/>
-          </w:tcPr>
-          <w:p>
-            <w:r>
-              <w:t>Betrag</w:t>
-            </w:r>
-          </w:p>
-        </w:tc>
-      </w:tr>
-      <w:tr>
-        <w:tc>
-          <w:tcPr>
-            <w:tcW w:type="dxa" w:w="2422"/>
-          </w:tcPr>
-          <w:p>
-            <w:r>
-              <w:t>18.06.2026</w:t>
-            </w:r>
-          </w:p>
-        </w:tc>
-        <w:tc>
-          <w:tcPr>
-            <w:tcW w:type="dxa" w:w="2422"/>
-          </w:tcPr>
-          <w:p>
-            <w:r>
-              <w:t>Erstberatung und Mandatsannahme</w:t>
-            </w:r>
-          </w:p>
-        </w:tc>
-        <w:tc>
-          <w:tcPr>
-            <w:tcW w:type="dxa" w:w="2422"/>
-          </w:tcPr>
-          <w:p>
-            <w:r>
-              <w:t>90 Minuten</w:t>
-            </w:r>
-          </w:p>
-        </w:tc>
-        <w:tc>
-          <w:tcPr>
-            <w:tcW w:type="dxa" w:w="2422"/>
-          </w:tcPr>
-          <w:p>
-            <w:r>
-              <w:t>300 EUR</w:t>
-            </w:r>
-          </w:p>
-        </w:tc>
-      </w:tr>
-      <w:tr>
-        <w:tc>
-          <w:tcPr>
-            <w:tcW w:type="dxa" w:w="2422"/>
-          </w:tcPr>
-          <w:p>
-            <w:r>
-              <w:t>22.06.2026</w:t>
-            </w:r>
-          </w:p>
-        </w:tc>
-        <w:tc>
-          <w:tcPr>
-            <w:tcW w:type="dxa" w:w="2422"/>
-          </w:tcPr>
-          <w:p>
-            <w:r>
-              <w:t>Sichtung Testament und Notizzettel</w:t>
-            </w:r>
-          </w:p>
-        </w:tc>
-        <w:tc>
-          <w:tcPr>
-            <w:tcW w:type="dxa" w:w="2422"/>
-          </w:tcPr>
-          <w:p>
-            <w:r>
-              <w:t>60 Minuten</w:t>
-            </w:r>
-          </w:p>
-        </w:tc>
-        <w:tc>
-          <w:tcPr>
-            <w:tcW w:type="dxa" w:w="2422"/>
-          </w:tcPr>
-          <w:p>
-            <w:r>
-              <w:t>200 EUR</w:t>
-            </w:r>
-          </w:p>
-        </w:tc>
-      </w:tr>
-      <w:tr>
-        <w:tc>
-          <w:tcPr>
-            <w:tcW w:type="dxa" w:w="2422"/>
-          </w:tcPr>
-          <w:p>
-            <w:r>
-              <w:t>25.06.2026</w:t>
-            </w:r>
-          </w:p>
-        </w:tc>
-        <w:tc>
-          <w:tcPr>
-            <w:tcW w:type="dxa" w:w="2422"/>
-          </w:tcPr>
-          <w:p>
-            <w:r>
-              <w:t>Korrespondenz Bildagentur Nordfenster</w:t>
-            </w:r>
-          </w:p>
-        </w:tc>
-        <w:tc>
-          <w:tcPr>
-            <w:tcW w:type="dxa" w:w="2422"/>
-          </w:tcPr>
-          <w:p>
-            <w:r>
-              <w:t>30 Minuten</w:t>
-            </w:r>
-          </w:p>
-        </w:tc>
-        <w:tc>
-          <w:tcPr>
-            <w:tcW w:type="dxa" w:w="2422"/>
-          </w:tcPr>
-          <w:p>
-            <w:r>
-              <w:t>100 EUR</w:t>
-            </w:r>
-          </w:p>
-        </w:tc>
-      </w:tr>
-      <w:tr>
-        <w:tc>
-          <w:tcPr>
-            <w:tcW w:type="dxa" w:w="2422"/>
-          </w:tcPr>
-          <w:p>
-            <w:r>
-              <w:t>01.07.2026</w:t>
-            </w:r>
-          </w:p>
-        </w:tc>
-        <w:tc>
-          <w:tcPr>
-            <w:tcW w:type="dxa" w:w="2422"/>
-          </w:tcPr>
-          <w:p>
-            <w:r>
-              <w:t>Entwurf Erbscheinsantrag</w:t>
-            </w:r>
-          </w:p>
-        </w:tc>
-        <w:tc>
-          <w:tcPr>
-            <w:tcW w:type="dxa" w:w="2422"/>
-          </w:tcPr>
-          <w:p>
-            <w:r>
-              <w:t>120 Minuten</w:t>
-            </w:r>
-          </w:p>
-        </w:tc>
-        <w:tc>
-          <w:tcPr>
-            <w:tcW w:type="dxa" w:w="2422"/>
-          </w:tcPr>
-          <w:p>
-            <w:r>
-              <w:t>400 EUR</w:t>
-            </w:r>
-          </w:p>
-        </w:tc>
-      </w:tr>
-      <w:tr>
-        <w:tc>
-          <w:tcPr>
-            <w:tcW w:type="dxa" w:w="2422"/>
-          </w:tcPr>
-          <w:p>
-            <w:r>
-              <w:t>05.07.2026</w:t>
-            </w:r>
-          </w:p>
-        </w:tc>
-        <w:tc>
-          <w:tcPr>
-            <w:tcW w:type="dxa" w:w="2422"/>
-          </w:tcPr>
-          <w:p>
-            <w:r>
-              <w:t>Vorbereitung Auskunftsklage</w:t>
-            </w:r>
-          </w:p>
-        </w:tc>
-        <w:tc>
-          <w:tcPr>
-            <w:tcW w:type="dxa" w:w="2422"/>
-          </w:tcPr>
-          <w:p>
-            <w:r>
-              <w:t>90 Minuten</w:t>
-            </w:r>
-          </w:p>
-        </w:tc>
-        <w:tc>
-          <w:tcPr>
-            <w:tcW w:type="dxa" w:w="2422"/>
-          </w:tcPr>
-          <w:p>
-            <w:r>
-              <w:t>300 EUR</w:t>
-            </w:r>
-          </w:p>
-        </w:tc>
-      </w:tr>
-    </w:tbl>
-    <w:p>
-      <w:pPr>
-        <w:pStyle w:val="Heading2"/>
-      </w:pPr>
-      <w:r>
-        <w:t>3. Honorarvereinbarung</w:t>
-      </w:r>
-    </w:p>
-    <w:p>
-      <w:r>
-        <w:t>Es wurde ein Stundensatz von 200 EUR zzgl. Umsatzsteuer vereinbart. Ein Vorschuss von 1500 EUR ist am 19.06.2026 eingegangen. Fuer das gerichtliche Erbscheinsverfahren und die Auskunftsklage wird gesondert nach RVG abgerechnet, sofern keine abweichende Vereinbarung getroffen wird.</w:t>
+        <w:t>Der Entwurf ist der Mandantin mit einer Erläuterung der noch nicht beauftragten Fremdkosten vorzulegen. Eine Beauftragung des Sachverständigen erfolgt erst nach schriftlicher Kostenfreigabe.</w:t>
       </w:r>
     </w:p>
     <w:p>
       <w:pPr>
-        <w:pStyle w:val="Heading2"/>
+        <w:keepLines w:val="0"/>
       </w:pPr>
       <w:r>
-        <w:t>4. Offene Punkte</w:t>
-      </w:r>
-    </w:p>
-    <w:p>
-      <w:r>
-        <w:t>Es ist zu klaeren, ob Ralf Lohse im Rahmen eines Vergleichs zur Kostentragung fuer die Auskunftsklage herangezogen werden kann, falls er vorprozessual Zugang gewaehrt.</w:t>
+        <w:t>Geprüft am 10.07.2026 um 16:05 Uhr: Mina Duarte</w:t>
+        <w:br/>
+        <w:t>Anwaltlich freigegeben: Dr. Susanne Voll-Herzberg</w:t>
       </w:r>
     </w:p>
     <w:sectPr>
+      <w:headerReference w:type="default" r:id="rId9"/>
+      <w:footerReference w:type="default" r:id="rId10"/>
       <w:pgSz w:w="12240" w:h="15840"/>
-      <w:pgMar w:top="1134" w:right="1134" w:bottom="1134" w:left="1417" w:header="720" w:footer="720" w:gutter="0"/>
+      <w:pgMar w:top="1162" w:right="1219" w:bottom="1162" w:left="1276" w:header="397" w:footer="397" w:gutter="0"/>
       <w:cols w:space="720"/>
       <w:docGrid w:linePitch="360"/>
     </w:sectPr>
   </w:body>
 </w:document>
+</file>
+
+<file path=word/footer1.xml><?xml version="1.0" encoding="utf-8"?>
+<w:ftr xmlns:m="http://schemas.openxmlformats.org/officeDocument/2006/math" xmlns:mc="http://schemas.openxmlformats.org/markup-compatibility/2006" xmlns:mo="http://schemas.microsoft.com/office/mac/office/2008/main" xmlns:mv="urn:schemas-microsoft-com:mac:vml" xmlns:o="urn:schemas-microsoft-com:office:office" xmlns:r="http://schemas.openxmlformats.org/officeDocument/2006/relationships" xmlns:v="urn:schemas-microsoft-com:vml" xmlns:w10="urn:schemas-microsoft-com:office:word" xmlns:w14="http://schemas.microsoft.com/office/word/2010/wordml" xmlns:w="http://schemas.openxmlformats.org/wordprocessingml/2006/main" xmlns:wne="http://schemas.microsoft.com/office/word/2006/wordml" xmlns:wp14="http://schemas.microsoft.com/office/word/2010/wordprocessingDrawing" xmlns:wp="http://schemas.openxmlformats.org/drawingml/2006/wordprocessingDrawing" xmlns:wpc="http://schemas.microsoft.com/office/word/2010/wordprocessingCanvas" xmlns:wpg="http://schemas.microsoft.com/office/word/2010/wordprocessingGroup" xmlns:wpi="http://schemas.microsoft.com/office/word/2010/wordprocessingInk" xmlns:wps="http://schemas.microsoft.com/office/word/2010/wordprocessingShape" mc:Ignorable="w14 wp14">
+  <w:p>
+    <w:pPr>
+      <w:spacing w:before="60"/>
+      <w:jc w:val="center"/>
+    </w:pPr>
+    <w:r>
+      <w:rPr>
+        <w:rFonts w:ascii="Arial" w:hAnsi="Arial"/>
+        <w:color w:val="6B7378"/>
+        <w:sz w:val="12"/>
+      </w:rPr>
+      <w:t>Dr. Susanne Voll-Herzberg, Rechtsanwältin und Fachanwältin für Erbrecht | Anderkonto DE27 1002 0500 0088 4100 17 | BIC BFSWDE33BER | St.-Nr. 34/582/01947 | Berufshaftpflicht: JurAssekuranz AG, Berlin</w:t>
+    </w:r>
+  </w:p>
+  <w:p>
+    <w:pPr>
+      <w:spacing w:after="0"/>
+      <w:jc w:val="center"/>
+    </w:pPr>
+    <w:r>
+      <w:rPr>
+        <w:color w:val="6B7378"/>
+        <w:sz w:val="14"/>
+      </w:rPr>
+      <w:t xml:space="preserve">Seite </w:t>
+    </w:r>
+    <w:r>
+      <w:rPr>
+        <w:color w:val="6B7378"/>
+        <w:sz w:val="14"/>
+      </w:rPr>
+      <w:fldChar w:fldCharType="begin"/>
+      <w:instrText xml:space="preserve"> PAGE </w:instrText>
+      <w:fldChar w:fldCharType="end"/>
+    </w:r>
+  </w:p>
+</w:ftr>
+</file>
+
+<file path=word/header1.xml><?xml version="1.0" encoding="utf-8"?>
+<w:hdr xmlns:m="http://schemas.openxmlformats.org/officeDocument/2006/math" xmlns:mc="http://schemas.openxmlformats.org/markup-compatibility/2006" xmlns:mo="http://schemas.microsoft.com/office/mac/office/2008/main" xmlns:mv="urn:schemas-microsoft-com:mac:vml" xmlns:o="urn:schemas-microsoft-com:office:office" xmlns:r="http://schemas.openxmlformats.org/officeDocument/2006/relationships" xmlns:v="urn:schemas-microsoft-com:vml" xmlns:w10="urn:schemas-microsoft-com:office:word" xmlns:w14="http://schemas.microsoft.com/office/word/2010/wordml" xmlns:w="http://schemas.openxmlformats.org/wordprocessingml/2006/main" xmlns:wne="http://schemas.microsoft.com/office/word/2006/wordml" xmlns:wp14="http://schemas.microsoft.com/office/word/2010/wordprocessingDrawing" xmlns:wp="http://schemas.openxmlformats.org/drawingml/2006/wordprocessingDrawing" xmlns:wpc="http://schemas.microsoft.com/office/word/2010/wordprocessingCanvas" xmlns:wpg="http://schemas.microsoft.com/office/word/2010/wordprocessingGroup" xmlns:wpi="http://schemas.microsoft.com/office/word/2010/wordprocessingInk" xmlns:wps="http://schemas.microsoft.com/office/word/2010/wordprocessingShape" mc:Ignorable="w14 wp14">
+  <w:p>
+    <w:pPr>
+      <w:pBdr>
+        <w:bottom w:val="single" w:sz="10" w:space="4" w:color="2F6684"/>
+      </w:pBdr>
+    </w:pPr>
+  </w:p>
+  <w:tbl>
+    <w:tblPr>
+      <w:tblW w:type="auto" w:w="0"/>
+      <w:jc w:val="center"/>
+      <w:tblLook w:firstColumn="1" w:firstRow="1" w:lastColumn="0" w:lastRow="0" w:noHBand="0" w:noVBand="1" w:val="04A0"/>
+    </w:tblPr>
+    <w:tblGrid>
+      <w:gridCol w:w="6066"/>
+      <w:gridCol w:w="3345"/>
+    </w:tblGrid>
+    <w:tr>
+      <w:tc>
+        <w:tcPr>
+          <w:tcW w:type="dxa" w:w="4706"/>
+        </w:tcPr>
+        <w:p>
+          <w:pPr>
+            <w:spacing w:after="20"/>
+          </w:pPr>
+          <w:r>
+            <w:rPr>
+              <w:rFonts w:ascii="Arial" w:hAnsi="Arial"/>
+              <w:b/>
+              <w:color w:val="17324D"/>
+              <w:sz w:val="21"/>
+            </w:rPr>
+            <w:t>Kanzlei Voll-Herzberg</w:t>
+          </w:r>
+        </w:p>
+        <w:p>
+          <w:pPr>
+            <w:spacing w:after="0"/>
+          </w:pPr>
+          <w:r>
+            <w:rPr>
+              <w:color w:val="6B7378"/>
+              <w:sz w:val="15"/>
+            </w:rPr>
+            <w:t>Erbrecht und Medienrecht | Münzstraße 21 | 10178 Berlin</w:t>
+          </w:r>
+        </w:p>
+      </w:tc>
+      <w:tc>
+        <w:tcPr>
+          <w:tcW w:type="dxa" w:w="4706"/>
+        </w:tcPr>
+        <w:p>
+          <w:pPr>
+            <w:spacing w:after="20"/>
+            <w:jc w:val="right"/>
+          </w:pPr>
+          <w:r>
+            <w:rPr>
+              <w:b/>
+              <w:color w:val="17324D"/>
+              <w:sz w:val="18"/>
+            </w:rPr>
+            <w:t>Nachlass Lohse</w:t>
+          </w:r>
+        </w:p>
+        <w:p>
+          <w:pPr>
+            <w:spacing w:after="0"/>
+            <w:jc w:val="right"/>
+          </w:pPr>
+          <w:r>
+            <w:rPr>
+              <w:color w:val="6B7378"/>
+              <w:sz w:val="15"/>
+            </w:rPr>
+            <w:t>Aktenzeichen 26-ERB-0417</w:t>
+          </w:r>
+        </w:p>
+      </w:tc>
+    </w:tr>
+  </w:tbl>
+</w:hdr>
 </file>
 
 <file path=word/numbering.xml><?xml version="1.0" encoding="utf-8"?>
@@ -873,9 +2130,12 @@
     <w:name w:val="Normal"/>
     <w:qFormat/>
     <w:rsid w:val="00FC693F"/>
+    <w:pPr>
+      <w:spacing w:after="100" w:line="269" w:lineRule="auto"/>
+    </w:pPr>
     <w:rPr>
-      <w:rFonts w:ascii="Times New Roman" w:hAnsi="Times New Roman"/>
-      <w:sz w:val="22"/>
+      <w:rFonts w:ascii="Arial" w:hAnsi="Arial" w:eastAsia="Arial"/>
+      <w:sz w:val="21"/>
     </w:rPr>
   </w:style>
   <w:style w:type="paragraph" w:styleId="Header">
@@ -933,15 +2193,15 @@
     <w:pPr>
       <w:keepNext/>
       <w:keepLines/>
-      <w:spacing w:before="480" w:after="0"/>
+      <w:spacing w:before="240" w:after="100"/>
       <w:outlineLvl w:val="0"/>
     </w:pPr>
     <w:rPr>
-      <w:rFonts w:asciiTheme="majorHAnsi" w:eastAsiaTheme="majorEastAsia" w:hAnsiTheme="majorHAnsi" w:cstheme="majorBidi"/>
+      <w:rFonts w:asciiTheme="majorHAnsi" w:eastAsiaTheme="majorEastAsia" w:hAnsiTheme="majorHAnsi" w:cstheme="majorBidi" w:ascii="Arial" w:hAnsi="Arial" w:eastAsia="Arial"/>
       <w:b/>
       <w:bCs/>
-      <w:color w:val="365F91" w:themeColor="accent1" w:themeShade="BF"/>
-      <w:sz w:val="28"/>
+      <w:color w:val="17324D"/>
+      <w:sz w:val="26"/>
       <w:szCs w:val="28"/>
     </w:rPr>
   </w:style>
@@ -957,15 +2217,15 @@
     <w:pPr>
       <w:keepNext/>
       <w:keepLines/>
-      <w:spacing w:before="200" w:after="0"/>
+      <w:spacing w:before="180" w:after="80"/>
       <w:outlineLvl w:val="1"/>
     </w:pPr>
     <w:rPr>
-      <w:rFonts w:asciiTheme="majorHAnsi" w:eastAsiaTheme="majorEastAsia" w:hAnsiTheme="majorHAnsi" w:cstheme="majorBidi"/>
+      <w:rFonts w:asciiTheme="majorHAnsi" w:eastAsiaTheme="majorEastAsia" w:hAnsiTheme="majorHAnsi" w:cstheme="majorBidi" w:ascii="Arial" w:hAnsi="Arial" w:eastAsia="Arial"/>
       <w:b/>
       <w:bCs/>
-      <w:color w:val="4F81BD" w:themeColor="accent1"/>
-      <w:sz w:val="26"/>
+      <w:color w:val="2F6684"/>
+      <w:sz w:val="23"/>
       <w:szCs w:val="26"/>
     </w:rPr>
   </w:style>
@@ -981,14 +2241,15 @@
     <w:pPr>
       <w:keepNext/>
       <w:keepLines/>
-      <w:spacing w:before="200" w:after="0"/>
+      <w:spacing w:before="140" w:after="60"/>
       <w:outlineLvl w:val="2"/>
     </w:pPr>
     <w:rPr>
-      <w:rFonts w:asciiTheme="majorHAnsi" w:eastAsiaTheme="majorEastAsia" w:hAnsiTheme="majorHAnsi" w:cstheme="majorBidi"/>
+      <w:rFonts w:asciiTheme="majorHAnsi" w:eastAsiaTheme="majorEastAsia" w:hAnsiTheme="majorHAnsi" w:cstheme="majorBidi" w:ascii="Arial" w:hAnsi="Arial" w:eastAsia="Arial"/>
       <w:b/>
       <w:bCs/>
-      <w:color w:val="4F81BD" w:themeColor="accent1"/>
+      <w:color w:val="17324D"/>
+      <w:sz w:val="21"/>
     </w:rPr>
   </w:style>
   <w:style w:type="paragraph" w:styleId="Heading4">
@@ -1219,18 +2480,20 @@
     <w:qFormat/>
     <w:rsid w:val="00FC693F"/>
     <w:pPr>
+      <w:keepNext/>
       <w:pBdr>
         <w:bottom w:val="single" w:sz="8" w:space="4" w:color="4F81BD" w:themeColor="accent1"/>
       </w:pBdr>
-      <w:spacing w:after="300" w:line="240" w:lineRule="auto"/>
+      <w:spacing w:after="200" w:line="240" w:lineRule="auto" w:before="0"/>
       <w:contextualSpacing/>
     </w:pPr>
     <w:rPr>
-      <w:rFonts w:asciiTheme="majorHAnsi" w:eastAsiaTheme="majorEastAsia" w:hAnsiTheme="majorHAnsi" w:cstheme="majorBidi"/>
-      <w:color w:val="17365D" w:themeColor="text2" w:themeShade="BF"/>
+      <w:rFonts w:asciiTheme="majorHAnsi" w:eastAsiaTheme="majorEastAsia" w:hAnsiTheme="majorHAnsi" w:cstheme="majorBidi" w:ascii="Arial" w:hAnsi="Arial" w:eastAsia="Arial"/>
+      <w:b/>
+      <w:color w:val="17324D"/>
       <w:spacing w:val="5"/>
       <w:kern w:val="28"/>
-      <w:sz w:val="52"/>
+      <w:sz w:val="34"/>
       <w:szCs w:val="52"/>
     </w:rPr>
   </w:style>

--- a/testakten/erbrecht-digitaler-nachlass-passwortsafe-berlin/14_kostenuebersicht_kanzlei.docx
+++ b/testakten/erbrecht-digitaler-nachlass-passwortsafe-berlin/14_kostenuebersicht_kanzlei.docx
@@ -1629,7 +1629,7 @@
     <w:sectPr>
       <w:headerReference w:type="default" r:id="rId9"/>
       <w:footerReference w:type="default" r:id="rId10"/>
-      <w:pgSz w:w="12240" w:h="15840"/>
+      <w:pgSz w:w="11906" w:h="16838"/>
       <w:pgMar w:top="1162" w:right="1219" w:bottom="1162" w:left="1276" w:header="397" w:footer="397" w:gutter="0"/>
       <w:cols w:space="720"/>
       <w:docGrid w:linePitch="360"/>
